--- a/applications/Aarhus_University_Lab_Engineer/Arunabha_Majumder_Cover_Letter_Aarhus_Lab_Engineer.docx
+++ b/applications/Aarhus_University_Lab_Engineer/Arunabha_Majumder_Cover_Letter_Aarhus_Lab_Engineer.docx
@@ -147,7 +147,7 @@
           <w:b w:val="0"/>
           <w:i w:val="0"/>
         </w:rPr>
-        <w:t>Before Aalborg I spent two years at CSIR-CMERI, a national research lab in India. There I built a pneumatic test bench from scratch with proportional valves, pressure sensors and DAQ, and used it to test a controller in MATLAB/Simulink. My tools are MATLAB, Python, LabVIEW at a basic level and Arduino, and I design fixtures in SolidWorks and print or machine them as needed.</w:t>
+        <w:t>Before Aalborg I spent two years at CSIR-CMERI, a national research lab in India. There I fabricated and assembled pneumatic artificial muscles to an existing design and tested my own controller for them in MATLAB/Simulink on the lab's setup. My tools are MATLAB, Python, LabVIEW at a basic level and Arduino, and I design fixtures in SolidWorks and print or machine them as needed.</w:t>
       </w:r>
     </w:p>
     <w:p>

--- a/applications/Aarhus_University_Lab_Engineer/Arunabha_Majumder_Cover_Letter_Aarhus_Lab_Engineer.docx
+++ b/applications/Aarhus_University_Lab_Engineer/Arunabha_Majumder_Cover_Letter_Aarhus_Lab_Engineer.docx
@@ -147,7 +147,7 @@
           <w:b w:val="0"/>
           <w:i w:val="0"/>
         </w:rPr>
-        <w:t>Before Aalborg I spent two years at CSIR-CMERI, a national research lab in India. There I fabricated and assembled pneumatic artificial muscles to an existing design and tested my own controller for them in MATLAB/Simulink on the lab's setup. My tools are MATLAB, Python, LabVIEW at a basic level and Arduino, and I design fixtures in SolidWorks and print or machine them as needed.</w:t>
+        <w:t>Before Aalborg I spent two years at CSIR-CMERI, a national research lab in India. There I fabricated and assembled pneumatic artificial muscles to an existing design, collected data on the lab's setup and worked on the PID part of a gain-scheduled controller in MATLAB/Simulink. My tools are MATLAB, Python, LabVIEW at a basic level and Arduino, and I design fixtures in SolidWorks and print or machine them as needed.</w:t>
       </w:r>
     </w:p>
     <w:p>
